--- a/projects/tabular-llms-research/reports/task-analysis/equi_join_detect_report.docx
+++ b/projects/tabular-llms-research/reports/task-analysis/equi_join_detect_report.docx
@@ -5676,7 +5676,7 @@
       <w:b/>
       <w:bCs/>
       <w:color w:val="2B2B2B"/>
-      <w:sz w:val="28"/>
+      <w:sz w:val="44"/>
       <w:szCs w:val="28"/>
     </w:rPr>
   </w:style>
@@ -5700,7 +5700,7 @@
       <w:b/>
       <w:bCs/>
       <w:color w:val="2B2B2B"/>
-      <w:sz w:val="26"/>
+      <w:sz w:val="32"/>
       <w:szCs w:val="26"/>
     </w:rPr>
   </w:style>
@@ -5724,6 +5724,7 @@
       <w:b/>
       <w:bCs/>
       <w:color w:val="2B2B2B"/>
+      <w:sz w:val="26"/>
     </w:rPr>
   </w:style>
   <w:style w:type="paragraph" w:styleId="Heading4">
@@ -5743,12 +5744,13 @@
       <w:outlineLvl w:val="3"/>
     </w:pPr>
     <w:rPr>
-      <w:rFonts w:asciiTheme="majorHAnsi" w:eastAsiaTheme="majorEastAsia" w:hAnsiTheme="majorHAnsi" w:cstheme="majorBidi"/>
+      <w:rFonts w:asciiTheme="majorHAnsi" w:eastAsiaTheme="majorEastAsia" w:hAnsiTheme="majorHAnsi" w:cstheme="majorBidi" w:ascii="Calibri" w:hAnsi="Calibri"/>
       <w:b/>
       <w:bCs/>
       <w:i/>
       <w:iCs/>
-      <w:color w:val="4F81BD" w:themeColor="accent1"/>
+      <w:color w:val="2B2B2B"/>
+      <w:sz w:val="22"/>
     </w:rPr>
   </w:style>
   <w:style w:type="paragraph" w:styleId="Heading5">
